--- a/klagomål/A 45006-2025 FSC-klagomål.docx
+++ b/klagomål/A 45006-2025 FSC-klagomål.docx
@@ -750,7 +750,7 @@
     <w:r>
       <w:tab/>
       <w:tab/>
-      <w:t>2026-09-14</w:t>
+      <w:t>2026-09-15</w:t>
       <w:br/>
       <w:br/>
     </w:r>

--- a/klagomål/A 45006-2025 FSC-klagomål.docx
+++ b/klagomål/A 45006-2025 FSC-klagomål.docx
@@ -750,7 +750,7 @@
     <w:r>
       <w:tab/>
       <w:tab/>
-      <w:t>2026-09-15</w:t>
+      <w:t>2026-09-16</w:t>
       <w:br/>
       <w:br/>
     </w:r>

--- a/klagomål/A 45006-2025 FSC-klagomål.docx
+++ b/klagomål/A 45006-2025 FSC-klagomål.docx
@@ -750,7 +750,7 @@
     <w:r>
       <w:tab/>
       <w:tab/>
-      <w:t>2026-09-16</w:t>
+      <w:t>2026-09-17</w:t>
       <w:br/>
       <w:br/>
     </w:r>

--- a/klagomål/A 45006-2025 FSC-klagomål.docx
+++ b/klagomål/A 45006-2025 FSC-klagomål.docx
@@ -750,7 +750,7 @@
     <w:r>
       <w:tab/>
       <w:tab/>
-      <w:t>2026-09-17</w:t>
+      <w:t>2026-09-18</w:t>
       <w:br/>
       <w:br/>
     </w:r>

--- a/klagomål/A 45006-2025 FSC-klagomål.docx
+++ b/klagomål/A 45006-2025 FSC-klagomål.docx
@@ -750,7 +750,7 @@
     <w:r>
       <w:tab/>
       <w:tab/>
-      <w:t>2026-09-18</w:t>
+      <w:t>2026-09-19</w:t>
       <w:br/>
       <w:br/>
     </w:r>

--- a/klagomål/A 45006-2025 FSC-klagomål.docx
+++ b/klagomål/A 45006-2025 FSC-klagomål.docx
@@ -750,7 +750,7 @@
     <w:r>
       <w:tab/>
       <w:tab/>
-      <w:t>2026-09-19</w:t>
+      <w:t>2026-09-21</w:t>
       <w:br/>
       <w:br/>
     </w:r>

--- a/klagomål/A 45006-2025 FSC-klagomål.docx
+++ b/klagomål/A 45006-2025 FSC-klagomål.docx
@@ -750,7 +750,7 @@
     <w:r>
       <w:tab/>
       <w:tab/>
-      <w:t>2026-09-21</w:t>
+      <w:t>2026-09-23</w:t>
       <w:br/>
       <w:br/>
     </w:r>

--- a/klagomål/A 45006-2025 FSC-klagomål.docx
+++ b/klagomål/A 45006-2025 FSC-klagomål.docx
@@ -750,7 +750,7 @@
     <w:r>
       <w:tab/>
       <w:tab/>
-      <w:t>2026-09-23</w:t>
+      <w:t>2026-09-24</w:t>
       <w:br/>
       <w:br/>
     </w:r>

--- a/klagomål/A 45006-2025 FSC-klagomål.docx
+++ b/klagomål/A 45006-2025 FSC-klagomål.docx
@@ -750,7 +750,7 @@
     <w:r>
       <w:tab/>
       <w:tab/>
-      <w:t>2026-09-24</w:t>
+      <w:t>2026-09-25</w:t>
       <w:br/>
       <w:br/>
     </w:r>

--- a/klagomål/A 45006-2025 FSC-klagomål.docx
+++ b/klagomål/A 45006-2025 FSC-klagomål.docx
@@ -750,7 +750,7 @@
     <w:r>
       <w:tab/>
       <w:tab/>
-      <w:t>2026-09-25</w:t>
+      <w:t>2026-09-26</w:t>
       <w:br/>
       <w:br/>
     </w:r>

--- a/klagomål/A 45006-2025 FSC-klagomål.docx
+++ b/klagomål/A 45006-2025 FSC-klagomål.docx
@@ -750,7 +750,7 @@
     <w:r>
       <w:tab/>
       <w:tab/>
-      <w:t>2026-09-26</w:t>
+      <w:t>2026-09-27</w:t>
       <w:br/>
       <w:br/>
     </w:r>

--- a/klagomål/A 45006-2025 FSC-klagomål.docx
+++ b/klagomål/A 45006-2025 FSC-klagomål.docx
@@ -750,7 +750,7 @@
     <w:r>
       <w:tab/>
       <w:tab/>
-      <w:t>2026-09-27</w:t>
+      <w:t>2026-09-28</w:t>
       <w:br/>
       <w:br/>
     </w:r>

--- a/klagomål/A 45006-2025 FSC-klagomål.docx
+++ b/klagomål/A 45006-2025 FSC-klagomål.docx
@@ -750,7 +750,7 @@
     <w:r>
       <w:tab/>
       <w:tab/>
-      <w:t>2026-09-28</w:t>
+      <w:t>2026-09-29</w:t>
       <w:br/>
       <w:br/>
     </w:r>

--- a/klagomål/A 45006-2025 FSC-klagomål.docx
+++ b/klagomål/A 45006-2025 FSC-klagomål.docx
@@ -750,7 +750,7 @@
     <w:r>
       <w:tab/>
       <w:tab/>
-      <w:t>2026-09-29</w:t>
+      <w:t>2026-09-30</w:t>
       <w:br/>
       <w:br/>
     </w:r>

--- a/klagomål/A 45006-2025 FSC-klagomål.docx
+++ b/klagomål/A 45006-2025 FSC-klagomål.docx
@@ -750,7 +750,7 @@
     <w:r>
       <w:tab/>
       <w:tab/>
-      <w:t>2026-09-30</w:t>
+      <w:t>2026-10-01</w:t>
       <w:br/>
       <w:br/>
     </w:r>

--- a/klagomål/A 45006-2025 FSC-klagomål.docx
+++ b/klagomål/A 45006-2025 FSC-klagomål.docx
@@ -750,7 +750,7 @@
     <w:r>
       <w:tab/>
       <w:tab/>
-      <w:t>2026-10-01</w:t>
+      <w:t>2026-10-02</w:t>
       <w:br/>
       <w:br/>
     </w:r>

--- a/klagomål/A 45006-2025 FSC-klagomål.docx
+++ b/klagomål/A 45006-2025 FSC-klagomål.docx
@@ -750,7 +750,7 @@
     <w:r>
       <w:tab/>
       <w:tab/>
-      <w:t>2026-10-02</w:t>
+      <w:t>2026-10-03</w:t>
       <w:br/>
       <w:br/>
     </w:r>

--- a/klagomål/A 45006-2025 FSC-klagomål.docx
+++ b/klagomål/A 45006-2025 FSC-klagomål.docx
@@ -750,7 +750,7 @@
     <w:r>
       <w:tab/>
       <w:tab/>
-      <w:t>2026-10-03</w:t>
+      <w:t>2026-10-04</w:t>
       <w:br/>
       <w:br/>
     </w:r>

--- a/klagomål/A 45006-2025 FSC-klagomål.docx
+++ b/klagomål/A 45006-2025 FSC-klagomål.docx
@@ -750,7 +750,7 @@
     <w:r>
       <w:tab/>
       <w:tab/>
-      <w:t>2026-10-04</w:t>
+      <w:t>2026-10-05</w:t>
       <w:br/>
       <w:br/>
     </w:r>

--- a/klagomål/A 45006-2025 FSC-klagomål.docx
+++ b/klagomål/A 45006-2025 FSC-klagomål.docx
@@ -750,7 +750,7 @@
     <w:r>
       <w:tab/>
       <w:tab/>
-      <w:t>2026-10-05</w:t>
+      <w:t>2026-10-06</w:t>
       <w:br/>
       <w:br/>
     </w:r>

--- a/klagomål/A 45006-2025 FSC-klagomål.docx
+++ b/klagomål/A 45006-2025 FSC-klagomål.docx
@@ -750,7 +750,7 @@
     <w:r>
       <w:tab/>
       <w:tab/>
-      <w:t>2026-10-06</w:t>
+      <w:t>2026-10-07</w:t>
       <w:br/>
       <w:br/>
     </w:r>

--- a/klagomål/A 45006-2025 FSC-klagomål.docx
+++ b/klagomål/A 45006-2025 FSC-klagomål.docx
@@ -750,7 +750,7 @@
     <w:r>
       <w:tab/>
       <w:tab/>
-      <w:t>2026-10-07</w:t>
+      <w:t>2026-10-08</w:t>
       <w:br/>
       <w:br/>
     </w:r>

--- a/klagomål/A 45006-2025 FSC-klagomål.docx
+++ b/klagomål/A 45006-2025 FSC-klagomål.docx
@@ -750,7 +750,7 @@
     <w:r>
       <w:tab/>
       <w:tab/>
-      <w:t>2026-10-08</w:t>
+      <w:t>2026-10-09</w:t>
       <w:br/>
       <w:br/>
     </w:r>

--- a/klagomål/A 45006-2025 FSC-klagomål.docx
+++ b/klagomål/A 45006-2025 FSC-klagomål.docx
@@ -178,7 +178,7 @@
       <w:r>
         <w:drawing>
           <wp:inline xmlns:a="http://schemas.openxmlformats.org/drawingml/2006/main" xmlns:pic="http://schemas.openxmlformats.org/drawingml/2006/picture">
-            <wp:extent cx="4325456" cy="5724000"/>
+            <wp:extent cx="4455278" cy="5724000"/>
             <wp:docPr id="1" name="Picture 1"/>
             <wp:cNvGraphicFramePr>
               <a:graphicFrameLocks noChangeAspect="1"/>
@@ -199,7 +199,7 @@
                   <pic:spPr>
                     <a:xfrm>
                       <a:off x="0" y="0"/>
-                      <a:ext cx="4325456" cy="5724000"/>
+                      <a:ext cx="4455278" cy="5724000"/>
                     </a:xfrm>
                     <a:prstGeom prst="rect"/>
                   </pic:spPr>
@@ -216,12 +216,12 @@
         <w:spacing w:after="240"/>
       </w:pPr>
       <w:r>
-        <w:t>Figur 1. Fyndplatser för naturvårdsarter i och inom 23 meter från avverkningsanmälan. Markörer utan svart kant är placerade på fyndplatsen. Markörer med svart kant är placerade vid sidan av fyndplatsen och har ett svart streck som visar fyndplatsens exakta position. Kartans mittpunktskoordinat är N 6355920, E 622595 i SWEREF 99 TM.</w:t>
+        <w:t>Figur 1. Fyndplatser för naturvårdsarter i och inom 25 meter från avverkningsanmälan. Markörer utan svart kant är placerade på fyndplatsen. Markörer med svart kant är placerade vid sidan av fyndplatsen och har ett svart streck som visar fyndplatsens exakta position. Kartans mittpunktskoordinat är N 6355920, E 622595 i SWEREF 99 TM.</w:t>
       </w:r>
     </w:p>
     <w:p>
       <w:r>
-        <w:t>I och inom 23 meter från avverkningsanmälan finns fynd av 9 naturvårdsarter, varav 2 är rödlistade, 5 är fridlysta, 2 är typiska (T) och 4 är signalarter (S): mindre ekbock (NT), vårstarr (NT), murgröna (S, T), myskmadra (S, T), tvåblad (S, §8), vit skogslilja (S, §8), johannesnycklar (§8), krutbrännare (§8) och gullviva (§9). Se Figur 1.</w:t>
+        <w:t>I och inom 25 meter från avverkningsanmälan finns fynd av 15 naturvårdsarter, varav 6 är rödlistade, 6 är fridlysta, 6 är typiska (T) och 6 är signalarter (S): skogskorn (VU, T), axveronika (NT), kattfotslav (NT, T), mindre ekbock (NT), skugglosta (NT), vårstarr (NT), gulpudrad spiklav (S, T), murgröna (S, T), myskmadra (S, T), skogsknipprot (S, T, §8), tvåblad (S, §8), vit skogslilja (S, §8), johannesnycklar (§8), krutbrännare (§8) och gullviva (§9). Se Figur 1.</w:t>
       </w:r>
     </w:p>
     <w:p>
@@ -252,10 +252,99 @@
         <w:rPr>
           <w:b/>
         </w:rPr>
+        <w:t xml:space="preserve">Skogskorn (VU) </w:t>
+      </w:r>
+      <w:r>
+        <w:t xml:space="preserve">är ett mycket sällsynt och värmeälskande lundgräs som växer på kalkhaltig mark i halvöppna ödellövskogar och extremrika kalkbarrskogar. Arten är placerad högst upp i Skogsstyrelsens värdepyramid för bedömning av skog med höga naturvärden. Dess växtplatser bör ej betas eller slutavverkas. Skogskorn är typisk art för </w:t>
+      </w:r>
+      <w:r>
+        <w:rPr>
+          <w:i/>
+        </w:rPr>
+        <w:t>9020 Nordlig ädellövskog</w:t>
+      </w:r>
+      <w:r>
+        <w:t xml:space="preserve"> (SLU Artdatabanken, 2024; Nitare &amp; Skogsstyrelsen, 2019).</w:t>
+      </w:r>
+    </w:p>
+    <w:p>
+      <w:r>
+        <w:rPr>
+          <w:b/>
+        </w:rPr>
+        <w:t xml:space="preserve">Kattfotslav (NT) </w:t>
+      </w:r>
+      <w:r>
+        <w:t xml:space="preserve">är en mycket god signalart i hela sitt svenska utbredningsområde och skogsbestånd med kattfotslav är alltid värdefulla ur naturvårdssynpunkt. Arten indikerar dels ett mikroklimat med konstant hög luftfuktighet, dels kontinuitet av äldre träd och god trädslutenhet. Trots att den är vanligare i sydvästra Sverige växer den enbart i skogsbestånd med höga naturvärden. Den är känslig för skogliga ingrepp som kan förändra lokal- och mikroklimat. Kattfotslav är typisk art för </w:t>
+      </w:r>
+      <w:r>
+        <w:rPr>
+          <w:i/>
+        </w:rPr>
+        <w:t xml:space="preserve">9010 Taiga, 9160 Näringsrik ekskog </w:t>
+      </w:r>
+      <w:r>
+        <w:t>och</w:t>
+      </w:r>
+      <w:r>
+        <w:rPr>
+          <w:i/>
+        </w:rPr>
+        <w:t xml:space="preserve"> 9190 Näringsfattig ekskog</w:t>
+      </w:r>
+      <w:r>
+        <w:t xml:space="preserve"> (Nitare &amp; Skogsstyrelsen, 2019; SLU Artdatabanken, 2026).</w:t>
+      </w:r>
+    </w:p>
+    <w:p>
+      <w:r>
+        <w:rPr>
+          <w:b/>
+        </w:rPr>
         <w:t>Mindre ekbock (NT)</w:t>
       </w:r>
       <w:r>
         <w:t xml:space="preserve"> är en skalbagge vars larvutveckling sker i nyligen döda grenar och klena stammar av olika lövträd, i Sverige främst ek och hassel men även bok, avenbok, björk, hägg, alm och apel. Arten gynnas av att glesa, lövrika blandskogar med ek och hassel bibehålls öppna och inte växer igen med gran. Främsta hotet är brist på lämplig ved till följd av avverkning av lövskog och uttag av biobränsle. Lövrika biotoper med gammal ek och hassel bör bevaras, och inte avverkas. Mindre ekbock ingår i ett åtgärdsprogram för hotade arter (ÅGP) (SLU Artdatabanken, 2024; Franc, 2013).</w:t>
+      </w:r>
+    </w:p>
+    <w:p>
+      <w:r>
+        <w:rPr>
+          <w:b/>
+        </w:rPr>
+        <w:t xml:space="preserve">Skugglosta (NT) </w:t>
+      </w:r>
+      <w:r>
+        <w:t>är ett sällsynt och exklusivt lundgräs som framför allt växer i ädellövskog men ofta även i örtrik barrskog. Den finns på både väldränerade marker och i små översilningskärr. Arten är kalkgynnad och förekommer inte på mark med pH under 5,0. Arten är placerad högst upp i Skogsstyrelsens värdepyramid för bedömning av skog med höga naturvärden och på växtplatserna finns normalt många andra rödlistade och hotade arter (SLU Artdatabanken, 2024; Nitare &amp; Skogsstyrelsen, 2019).</w:t>
+      </w:r>
+    </w:p>
+    <w:p>
+      <w:r>
+        <w:rPr>
+          <w:b/>
+        </w:rPr>
+        <w:t>Gulpudrad spiklav</w:t>
+      </w:r>
+      <w:r>
+        <w:t xml:space="preserve"> är en av de viktigaste karaktärsarterna för gamla grova ekar. Den har högt signalvärde och visar på jätteekar som ofta har en rik flora av andra sällsynta lavar. Förekomster på andra substrat än ek visar också på skyddsvärda trädbestånd. Gulpudrad spiklav är typisk art för </w:t>
+      </w:r>
+      <w:r>
+        <w:rPr>
+          <w:i/>
+        </w:rPr>
+        <w:t>9070 Trädklädd betesmark</w:t>
+      </w:r>
+      <w:r>
+        <w:t xml:space="preserve"> och </w:t>
+      </w:r>
+      <w:r>
+        <w:rPr>
+          <w:i/>
+        </w:rPr>
+        <w:t>9160 Näringsrik ekskog</w:t>
+      </w:r>
+      <w:r>
+        <w:t xml:space="preserve"> (Nitare &amp; Skogsstyrelsen, 2019; SLU Artdatabanken, 2025).</w:t>
       </w:r>
     </w:p>
     <w:p>
@@ -314,6 +403,26 @@
       </w:r>
       <w:r>
         <w:t>(Nitare &amp; Skogsstyrelsen, 2019; SLU Artdatabanken, 2025).</w:t>
+      </w:r>
+    </w:p>
+    <w:p>
+      <w:r>
+        <w:rPr>
+          <w:b/>
+        </w:rPr>
+        <w:t>Skogsknipprot (§8)</w:t>
+      </w:r>
+      <w:r>
+        <w:t xml:space="preserve"> är fridlyst enligt 8§ artskyddsförordningen och typisk art för </w:t>
+      </w:r>
+      <w:r>
+        <w:rPr>
+          <w:i/>
+        </w:rPr>
+        <w:t>9050 Näringsrik granskog</w:t>
+      </w:r>
+      <w:r>
+        <w:t xml:space="preserve"> (SLU Artdatabanken, 2025).</w:t>
       </w:r>
     </w:p>
     <w:p>
@@ -435,7 +544,7 @@
         <w:rPr>
           <w:i/>
         </w:rPr>
-        <w:t>I det avverkningsanmälda skogsområdet har 9 naturvårdsarter varav 2 rödlistade arter sina livsmiljöer och växtplatser.</w:t>
+        <w:t>I det avverkningsanmälda skogsområdet har 15 naturvårdsarter varav 6 rödlistade arter sina livsmiljöer och växtplatser.</w:t>
       </w:r>
     </w:p>
     <w:p>
@@ -750,7 +859,7 @@
     <w:r>
       <w:tab/>
       <w:tab/>
-      <w:t>2026-10-09</w:t>
+      <w:t>2026-10-10</w:t>
       <w:br/>
       <w:br/>
     </w:r>

--- a/klagomål/A 45006-2025 FSC-klagomål.docx
+++ b/klagomål/A 45006-2025 FSC-klagomål.docx
@@ -859,7 +859,7 @@
     <w:r>
       <w:tab/>
       <w:tab/>
-      <w:t>2026-10-10</w:t>
+      <w:t>2026-10-11</w:t>
       <w:br/>
       <w:br/>
     </w:r>

--- a/klagomål/A 45006-2025 FSC-klagomål.docx
+++ b/klagomål/A 45006-2025 FSC-klagomål.docx
@@ -859,7 +859,7 @@
     <w:r>
       <w:tab/>
       <w:tab/>
-      <w:t>2026-10-11</w:t>
+      <w:t>2026-10-12</w:t>
       <w:br/>
       <w:br/>
     </w:r>

--- a/klagomål/A 45006-2025 FSC-klagomål.docx
+++ b/klagomål/A 45006-2025 FSC-klagomål.docx
@@ -859,7 +859,7 @@
     <w:r>
       <w:tab/>
       <w:tab/>
-      <w:t>2026-10-12</w:t>
+      <w:t>2026-10-13</w:t>
       <w:br/>
       <w:br/>
     </w:r>

--- a/klagomål/A 45006-2025 FSC-klagomål.docx
+++ b/klagomål/A 45006-2025 FSC-klagomål.docx
@@ -859,7 +859,7 @@
     <w:r>
       <w:tab/>
       <w:tab/>
-      <w:t>2026-10-13</w:t>
+      <w:t>2026-10-14</w:t>
       <w:br/>
       <w:br/>
     </w:r>

--- a/klagomål/A 45006-2025 FSC-klagomål.docx
+++ b/klagomål/A 45006-2025 FSC-klagomål.docx
@@ -859,7 +859,7 @@
     <w:r>
       <w:tab/>
       <w:tab/>
-      <w:t>2026-10-14</w:t>
+      <w:t>2026-10-15</w:t>
       <w:br/>
       <w:br/>
     </w:r>

--- a/klagomål/A 45006-2025 FSC-klagomål.docx
+++ b/klagomål/A 45006-2025 FSC-klagomål.docx
@@ -859,7 +859,7 @@
     <w:r>
       <w:tab/>
       <w:tab/>
-      <w:t>2026-10-15</w:t>
+      <w:t>2026-10-16</w:t>
       <w:br/>
       <w:br/>
     </w:r>

--- a/klagomål/A 45006-2025 FSC-klagomål.docx
+++ b/klagomål/A 45006-2025 FSC-klagomål.docx
@@ -859,7 +859,7 @@
     <w:r>
       <w:tab/>
       <w:tab/>
-      <w:t>2026-10-16</w:t>
+      <w:t>2026-10-17</w:t>
       <w:br/>
       <w:br/>
     </w:r>

--- a/klagomål/A 45006-2025 FSC-klagomål.docx
+++ b/klagomål/A 45006-2025 FSC-klagomål.docx
@@ -859,7 +859,7 @@
     <w:r>
       <w:tab/>
       <w:tab/>
-      <w:t>2026-10-17</w:t>
+      <w:t>2026-10-18</w:t>
       <w:br/>
       <w:br/>
     </w:r>

--- a/klagomål/A 45006-2025 FSC-klagomål.docx
+++ b/klagomål/A 45006-2025 FSC-klagomål.docx
@@ -859,7 +859,7 @@
     <w:r>
       <w:tab/>
       <w:tab/>
-      <w:t>2026-10-18</w:t>
+      <w:t>2026-10-19</w:t>
       <w:br/>
       <w:br/>
     </w:r>

--- a/klagomål/A 45006-2025 FSC-klagomål.docx
+++ b/klagomål/A 45006-2025 FSC-klagomål.docx
@@ -859,7 +859,7 @@
     <w:r>
       <w:tab/>
       <w:tab/>
-      <w:t>2026-10-19</w:t>
+      <w:t>2026-10-20</w:t>
       <w:br/>
       <w:br/>
     </w:r>

--- a/klagomål/A 45006-2025 FSC-klagomål.docx
+++ b/klagomål/A 45006-2025 FSC-klagomål.docx
@@ -859,7 +859,7 @@
     <w:r>
       <w:tab/>
       <w:tab/>
-      <w:t>2026-10-20</w:t>
+      <w:t>2026-10-21</w:t>
       <w:br/>
       <w:br/>
     </w:r>

--- a/klagomål/A 45006-2025 FSC-klagomål.docx
+++ b/klagomål/A 45006-2025 FSC-klagomål.docx
@@ -859,7 +859,7 @@
     <w:r>
       <w:tab/>
       <w:tab/>
-      <w:t>2026-10-21</w:t>
+      <w:t>2026-10-22</w:t>
       <w:br/>
       <w:br/>
     </w:r>

--- a/klagomål/A 45006-2025 FSC-klagomål.docx
+++ b/klagomål/A 45006-2025 FSC-klagomål.docx
@@ -859,7 +859,7 @@
     <w:r>
       <w:tab/>
       <w:tab/>
-      <w:t>2026-10-22</w:t>
+      <w:t>2026-10-23</w:t>
       <w:br/>
       <w:br/>
     </w:r>

--- a/klagomål/A 45006-2025 FSC-klagomål.docx
+++ b/klagomål/A 45006-2025 FSC-klagomål.docx
@@ -859,7 +859,7 @@
     <w:r>
       <w:tab/>
       <w:tab/>
-      <w:t>2026-10-23</w:t>
+      <w:t>2026-10-24</w:t>
       <w:br/>
       <w:br/>
     </w:r>

--- a/klagomål/A 45006-2025 FSC-klagomål.docx
+++ b/klagomål/A 45006-2025 FSC-klagomål.docx
@@ -859,7 +859,7 @@
     <w:r>
       <w:tab/>
       <w:tab/>
-      <w:t>2026-10-24</w:t>
+      <w:t>2026-10-25</w:t>
       <w:br/>
       <w:br/>
     </w:r>

--- a/klagomål/A 45006-2025 FSC-klagomål.docx
+++ b/klagomål/A 45006-2025 FSC-klagomål.docx
@@ -859,7 +859,7 @@
     <w:r>
       <w:tab/>
       <w:tab/>
-      <w:t>2026-10-25</w:t>
+      <w:t>2026-10-26</w:t>
       <w:br/>
       <w:br/>
     </w:r>

--- a/klagomål/A 45006-2025 FSC-klagomål.docx
+++ b/klagomål/A 45006-2025 FSC-klagomål.docx
@@ -859,7 +859,7 @@
     <w:r>
       <w:tab/>
       <w:tab/>
-      <w:t>2026-10-26</w:t>
+      <w:t>2026-10-27</w:t>
       <w:br/>
       <w:br/>
     </w:r>

--- a/klagomål/A 45006-2025 FSC-klagomål.docx
+++ b/klagomål/A 45006-2025 FSC-klagomål.docx
@@ -859,7 +859,7 @@
     <w:r>
       <w:tab/>
       <w:tab/>
-      <w:t>2026-10-27</w:t>
+      <w:t>2026-10-28</w:t>
       <w:br/>
       <w:br/>
     </w:r>

--- a/klagomål/A 45006-2025 FSC-klagomål.docx
+++ b/klagomål/A 45006-2025 FSC-klagomål.docx
@@ -859,7 +859,7 @@
     <w:r>
       <w:tab/>
       <w:tab/>
-      <w:t>2026-10-28</w:t>
+      <w:t>2026-10-29</w:t>
       <w:br/>
       <w:br/>
     </w:r>

--- a/klagomål/A 45006-2025 FSC-klagomål.docx
+++ b/klagomål/A 45006-2025 FSC-klagomål.docx
@@ -859,7 +859,7 @@
     <w:r>
       <w:tab/>
       <w:tab/>
-      <w:t>2026-10-29</w:t>
+      <w:t>2026-10-31</w:t>
       <w:br/>
       <w:br/>
     </w:r>

--- a/klagomål/A 45006-2025 FSC-klagomål.docx
+++ b/klagomål/A 45006-2025 FSC-klagomål.docx
@@ -859,7 +859,7 @@
     <w:r>
       <w:tab/>
       <w:tab/>
-      <w:t>2026-10-31</w:t>
+      <w:t>2026-11-01</w:t>
       <w:br/>
       <w:br/>
     </w:r>

--- a/klagomål/A 45006-2025 FSC-klagomål.docx
+++ b/klagomål/A 45006-2025 FSC-klagomål.docx
@@ -859,7 +859,7 @@
     <w:r>
       <w:tab/>
       <w:tab/>
-      <w:t>2026-11-01</w:t>
+      <w:t>2026-11-02</w:t>
       <w:br/>
       <w:br/>
     </w:r>
